--- a/tillsyn/S 1453-2026 tillsynsbegäran.docx
+++ b/tillsyn/S 1453-2026 tillsynsbegäran.docx
@@ -632,7 +632,7 @@
     <w:r>
       <w:tab/>
       <w:tab/>
-      <w:t>2026-07-13</w:t>
+      <w:t>2026-07-14</w:t>
       <w:br/>
       <w:br/>
     </w:r>

--- a/tillsyn/S 1453-2026 tillsynsbegäran.docx
+++ b/tillsyn/S 1453-2026 tillsynsbegäran.docx
@@ -632,7 +632,7 @@
     <w:r>
       <w:tab/>
       <w:tab/>
-      <w:t>2026-07-14</w:t>
+      <w:t>2026-07-15</w:t>
       <w:br/>
       <w:br/>
     </w:r>

--- a/tillsyn/S 1453-2026 tillsynsbegäran.docx
+++ b/tillsyn/S 1453-2026 tillsynsbegäran.docx
@@ -632,7 +632,7 @@
     <w:r>
       <w:tab/>
       <w:tab/>
-      <w:t>2026-07-15</w:t>
+      <w:t>2026-07-16</w:t>
       <w:br/>
       <w:br/>
     </w:r>

--- a/tillsyn/S 1453-2026 tillsynsbegäran.docx
+++ b/tillsyn/S 1453-2026 tillsynsbegäran.docx
@@ -632,7 +632,7 @@
     <w:r>
       <w:tab/>
       <w:tab/>
-      <w:t>2026-07-16</w:t>
+      <w:t>2026-07-17</w:t>
       <w:br/>
       <w:br/>
     </w:r>

--- a/tillsyn/S 1453-2026 tillsynsbegäran.docx
+++ b/tillsyn/S 1453-2026 tillsynsbegäran.docx
@@ -632,7 +632,7 @@
     <w:r>
       <w:tab/>
       <w:tab/>
-      <w:t>2026-07-17</w:t>
+      <w:t>2026-07-18</w:t>
       <w:br/>
       <w:br/>
     </w:r>

--- a/tillsyn/S 1453-2026 tillsynsbegäran.docx
+++ b/tillsyn/S 1453-2026 tillsynsbegäran.docx
@@ -632,7 +632,7 @@
     <w:r>
       <w:tab/>
       <w:tab/>
-      <w:t>2026-07-18</w:t>
+      <w:t>2026-07-19</w:t>
       <w:br/>
       <w:br/>
     </w:r>

--- a/tillsyn/S 1453-2026 tillsynsbegäran.docx
+++ b/tillsyn/S 1453-2026 tillsynsbegäran.docx
@@ -632,7 +632,7 @@
     <w:r>
       <w:tab/>
       <w:tab/>
-      <w:t>2026-07-19</w:t>
+      <w:t>2026-07-20</w:t>
       <w:br/>
       <w:br/>
     </w:r>

--- a/tillsyn/S 1453-2026 tillsynsbegäran.docx
+++ b/tillsyn/S 1453-2026 tillsynsbegäran.docx
@@ -632,7 +632,7 @@
     <w:r>
       <w:tab/>
       <w:tab/>
-      <w:t>2026-07-20</w:t>
+      <w:t>2026-07-21</w:t>
       <w:br/>
       <w:br/>
     </w:r>

--- a/tillsyn/S 1453-2026 tillsynsbegäran.docx
+++ b/tillsyn/S 1453-2026 tillsynsbegäran.docx
@@ -632,7 +632,7 @@
     <w:r>
       <w:tab/>
       <w:tab/>
-      <w:t>2026-07-21</w:t>
+      <w:t>2026-07-22</w:t>
       <w:br/>
       <w:br/>
     </w:r>

--- a/tillsyn/S 1453-2026 tillsynsbegäran.docx
+++ b/tillsyn/S 1453-2026 tillsynsbegäran.docx
@@ -632,7 +632,7 @@
     <w:r>
       <w:tab/>
       <w:tab/>
-      <w:t>2026-07-22</w:t>
+      <w:t>2026-07-23</w:t>
       <w:br/>
       <w:br/>
     </w:r>

--- a/tillsyn/S 1453-2026 tillsynsbegäran.docx
+++ b/tillsyn/S 1453-2026 tillsynsbegäran.docx
@@ -632,7 +632,7 @@
     <w:r>
       <w:tab/>
       <w:tab/>
-      <w:t>2026-07-23</w:t>
+      <w:t>2026-07-24</w:t>
       <w:br/>
       <w:br/>
     </w:r>

--- a/tillsyn/S 1453-2026 tillsynsbegäran.docx
+++ b/tillsyn/S 1453-2026 tillsynsbegäran.docx
@@ -632,7 +632,7 @@
     <w:r>
       <w:tab/>
       <w:tab/>
-      <w:t>2026-07-24</w:t>
+      <w:t>2026-07-25</w:t>
       <w:br/>
       <w:br/>
     </w:r>

--- a/tillsyn/S 1453-2026 tillsynsbegäran.docx
+++ b/tillsyn/S 1453-2026 tillsynsbegäran.docx
@@ -632,7 +632,7 @@
     <w:r>
       <w:tab/>
       <w:tab/>
-      <w:t>2026-07-25</w:t>
+      <w:t>2026-07-26</w:t>
       <w:br/>
       <w:br/>
     </w:r>

--- a/tillsyn/S 1453-2026 tillsynsbegäran.docx
+++ b/tillsyn/S 1453-2026 tillsynsbegäran.docx
@@ -632,7 +632,7 @@
     <w:r>
       <w:tab/>
       <w:tab/>
-      <w:t>2026-07-26</w:t>
+      <w:t>2026-07-27</w:t>
       <w:br/>
       <w:br/>
     </w:r>

--- a/tillsyn/S 1453-2026 tillsynsbegäran.docx
+++ b/tillsyn/S 1453-2026 tillsynsbegäran.docx
@@ -632,7 +632,7 @@
     <w:r>
       <w:tab/>
       <w:tab/>
-      <w:t>2026-07-27</w:t>
+      <w:t>2026-07-28</w:t>
       <w:br/>
       <w:br/>
     </w:r>

--- a/tillsyn/S 1453-2026 tillsynsbegäran.docx
+++ b/tillsyn/S 1453-2026 tillsynsbegäran.docx
@@ -632,7 +632,7 @@
     <w:r>
       <w:tab/>
       <w:tab/>
-      <w:t>2026-07-28</w:t>
+      <w:t>2026-07-29</w:t>
       <w:br/>
       <w:br/>
     </w:r>

--- a/tillsyn/S 1453-2026 tillsynsbegäran.docx
+++ b/tillsyn/S 1453-2026 tillsynsbegäran.docx
@@ -632,7 +632,7 @@
     <w:r>
       <w:tab/>
       <w:tab/>
-      <w:t>2026-07-29</w:t>
+      <w:t>2026-07-30</w:t>
       <w:br/>
       <w:br/>
     </w:r>

--- a/tillsyn/S 1453-2026 tillsynsbegäran.docx
+++ b/tillsyn/S 1453-2026 tillsynsbegäran.docx
@@ -632,7 +632,7 @@
     <w:r>
       <w:tab/>
       <w:tab/>
-      <w:t>2026-07-30</w:t>
+      <w:t>2026-07-31</w:t>
       <w:br/>
       <w:br/>
     </w:r>

--- a/tillsyn/S 1453-2026 tillsynsbegäran.docx
+++ b/tillsyn/S 1453-2026 tillsynsbegäran.docx
@@ -632,7 +632,7 @@
     <w:r>
       <w:tab/>
       <w:tab/>
-      <w:t>2026-07-31</w:t>
+      <w:t>2026-08-01</w:t>
       <w:br/>
       <w:br/>
     </w:r>

--- a/tillsyn/S 1453-2026 tillsynsbegäran.docx
+++ b/tillsyn/S 1453-2026 tillsynsbegäran.docx
@@ -632,7 +632,7 @@
     <w:r>
       <w:tab/>
       <w:tab/>
-      <w:t>2026-08-01</w:t>
+      <w:t>2026-08-02</w:t>
       <w:br/>
       <w:br/>
     </w:r>

--- a/tillsyn/S 1453-2026 tillsynsbegäran.docx
+++ b/tillsyn/S 1453-2026 tillsynsbegäran.docx
@@ -65,7 +65,7 @@
     </w:p>
     <w:p>
       <w:r>
-        <w:t>I och inom 25 meter från samrådsanmälan finns fynd av 12 naturvårdsarter, varav 7 är rödlistade, 11 är fridlysta och 2 är typiska (T): slåttergubbe (VU), brunlångöra (NT, §4a), gulsparv (NT, §4), järnsparv (NT, §4), ladusvala (NT, §4), sädesärla (NT, §4), talltita (NT, §4), mattlummer (T, §9), tjäder (T, §4), grönsiska (§4), kungsfågel (§4) och vattenfladdermus (§4a). Se Figur 1.</w:t>
+        <w:t>I och inom 25 meter från samrådsanmälan finns fynd av 13 naturvårdsarter, varav 7 är rödlistade, 11 är fridlysta och 3 är typiska (T): slåttergubbe (VU), brunlångöra (NT, §4a), gulsparv (NT, §4), järnsparv (NT, §4), ladusvala (NT, §4), sädesärla (NT, §4), talltita (NT, §4), ekorrbär (T), mattlummer (T, §9), tjäder (T, §4), grönsiska (§4), kungsfågel (§4) och vattenfladdermus (§4a). Se Figur 1.</w:t>
       </w:r>
     </w:p>
     <w:p>
@@ -137,6 +137,26 @@
       </w:r>
       <w:r>
         <w:t>, rödlistad som nära hotad och prioriterad art i Skogsvårdslagen, har häckningsrevir i anmälan. Arten har minskat kraftigt de senaste 30 åren och minskningstakten innevarande 10-årsperiod beräknas till 20 (10–30) %. Talltitan är synnerligen trogen sitt cirka 15 hektar stora revir och är beroende av flerskiktade olikåldriga skogar för att kunna föda upp sina ungar. Talltitan försvinner om dess livsmiljö kalavverkas (Eggers &amp; Low, 2014; Ekman, 1979; Griesser et al, 2007; Klein, 2020; Siffczyk et al, 2003; SLU Artdatabanken, 2021).</w:t>
+      </w:r>
+    </w:p>
+    <w:p>
+      <w:r>
+        <w:rPr>
+          <w:b/>
+        </w:rPr>
+        <w:t xml:space="preserve">Ekorrbär </w:t>
+      </w:r>
+      <w:r>
+        <w:t xml:space="preserve">är typisk art för </w:t>
+      </w:r>
+      <w:r>
+        <w:rPr>
+          <w:i/>
+        </w:rPr>
+        <w:t xml:space="preserve">9190 Näringsfattig ekskog </w:t>
+      </w:r>
+      <w:r>
+        <w:t>(SLU Artdatabanken, 2025).</w:t>
       </w:r>
     </w:p>
     <w:p>
@@ -632,7 +652,7 @@
     <w:r>
       <w:tab/>
       <w:tab/>
-      <w:t>2026-08-02</w:t>
+      <w:t>2026-08-03</w:t>
       <w:br/>
       <w:br/>
     </w:r>

--- a/tillsyn/S 1453-2026 tillsynsbegäran.docx
+++ b/tillsyn/S 1453-2026 tillsynsbegäran.docx
@@ -652,7 +652,7 @@
     <w:r>
       <w:tab/>
       <w:tab/>
-      <w:t>2026-08-03</w:t>
+      <w:t>2026-08-05</w:t>
       <w:br/>
       <w:br/>
     </w:r>

--- a/tillsyn/S 1453-2026 tillsynsbegäran.docx
+++ b/tillsyn/S 1453-2026 tillsynsbegäran.docx
@@ -652,7 +652,7 @@
     <w:r>
       <w:tab/>
       <w:tab/>
-      <w:t>2026-08-05</w:t>
+      <w:t>2026-08-07</w:t>
       <w:br/>
       <w:br/>
     </w:r>

--- a/tillsyn/S 1453-2026 tillsynsbegäran.docx
+++ b/tillsyn/S 1453-2026 tillsynsbegäran.docx
@@ -652,7 +652,7 @@
     <w:r>
       <w:tab/>
       <w:tab/>
-      <w:t>2026-08-07</w:t>
+      <w:t>2026-08-08</w:t>
       <w:br/>
       <w:br/>
     </w:r>

--- a/tillsyn/S 1453-2026 tillsynsbegäran.docx
+++ b/tillsyn/S 1453-2026 tillsynsbegäran.docx
@@ -60,12 +60,12 @@
         <w:spacing w:after="240"/>
       </w:pPr>
       <w:r>
-        <w:t>Figur 1. Fyndplatser för naturvårdsarter i och inom 25 meter från samrådsanmälan. Markörer utan svart kant är placerade på fyndplatsen. Markörer med svart kant är placerade vid sidan av fyndplatsen har ett svart streck som visar fyndplatsens exakta position. Kartans mittpunktskoordinat är N 6345502, E 441239 i SWEREF 99 TM.</w:t>
+        <w:t>Figur 1. Fyndplatser för naturvårdsarter i och inom 25 meter från samrådsanmälan. Markörer utan svart kant är placerade på fyndplatsen. Markörer med svart kant är placerade vid sidan av fyndplatsen och har ett svart streck som visar fyndplatsens exakta position. Kartans mittpunktskoordinat är N 6345502, E 441239 i SWEREF 99 TM.</w:t>
       </w:r>
     </w:p>
     <w:p>
       <w:r>
-        <w:t>I och inom 25 meter från samrådsanmälan finns fynd av 12 naturvårdsarter, varav 7 är rödlistade, 11 är fridlysta och 2 är typiska (T): slåttergubbe (VU), brunlångöra (NT, §4a), gulsparv (NT, §4), järnsparv (NT, §4), ladusvala (NT, §4), sädesärla (NT, §4), talltita (NT, §4), mattlummer (T, §9), tjäder (T, §4), grönsiska (§4), kungsfågel (§4) och vattenfladdermus (§4a). Se Figur 1.</w:t>
+        <w:t>I och inom 25 meter från samrådsanmälan finns fynd av 13 naturvårdsarter, varav 7 är rödlistade, 11 är fridlysta och 3 är typiska (T): slåttergubbe (VU), brunlångöra (NT, §4a), gulsparv (NT, §4), järnsparv (NT, §4), ladusvala (NT, §4), sädesärla (NT, §4), talltita (NT, §4), ekorrbär (T), mattlummer (T, §9), tjäder (T, §4), grönsiska (§4), kungsfågel (§4) och vattenfladdermus (§4a). Se Figur 1.</w:t>
       </w:r>
     </w:p>
     <w:p>
@@ -137,6 +137,26 @@
       </w:r>
       <w:r>
         <w:t>, rödlistad som nära hotad och prioriterad art i Skogsvårdslagen, har häckningsrevir i anmälan. Arten har minskat kraftigt de senaste 30 åren och minskningstakten innevarande 10-årsperiod beräknas till 20 (10–30) %. Talltitan är synnerligen trogen sitt cirka 15 hektar stora revir och är beroende av flerskiktade olikåldriga skogar för att kunna föda upp sina ungar. Talltitan försvinner om dess livsmiljö kalavverkas (Eggers &amp; Low, 2014; Ekman, 1979; Griesser et al, 2007; Klein, 2020; Siffczyk et al, 2003; SLU Artdatabanken, 2021).</w:t>
+      </w:r>
+    </w:p>
+    <w:p>
+      <w:r>
+        <w:rPr>
+          <w:b/>
+        </w:rPr>
+        <w:t xml:space="preserve">Ekorrbär </w:t>
+      </w:r>
+      <w:r>
+        <w:t xml:space="preserve">är typisk art för </w:t>
+      </w:r>
+      <w:r>
+        <w:rPr>
+          <w:i/>
+        </w:rPr>
+        <w:t xml:space="preserve">9190 Näringsfattig ekskog </w:t>
+      </w:r>
+      <w:r>
+        <w:t>(SLU Artdatabanken, 2025).</w:t>
       </w:r>
     </w:p>
     <w:p>
@@ -632,7 +652,7 @@
     <w:r>
       <w:tab/>
       <w:tab/>
-      <w:t>2026-08-14</w:t>
+      <w:t>2026-08-15</w:t>
       <w:br/>
       <w:br/>
     </w:r>

--- a/tillsyn/S 1453-2026 tillsynsbegäran.docx
+++ b/tillsyn/S 1453-2026 tillsynsbegäran.docx
@@ -652,7 +652,7 @@
     <w:r>
       <w:tab/>
       <w:tab/>
-      <w:t>2026-08-15</w:t>
+      <w:t>2026-08-16</w:t>
       <w:br/>
       <w:br/>
     </w:r>

--- a/tillsyn/S 1453-2026 tillsynsbegäran.docx
+++ b/tillsyn/S 1453-2026 tillsynsbegäran.docx
@@ -652,7 +652,7 @@
     <w:r>
       <w:tab/>
       <w:tab/>
-      <w:t>2026-08-16</w:t>
+      <w:t>2026-08-17</w:t>
       <w:br/>
       <w:br/>
     </w:r>

--- a/tillsyn/S 1453-2026 tillsynsbegäran.docx
+++ b/tillsyn/S 1453-2026 tillsynsbegäran.docx
@@ -652,7 +652,7 @@
     <w:r>
       <w:tab/>
       <w:tab/>
-      <w:t>2026-08-17</w:t>
+      <w:t>2026-08-18</w:t>
       <w:br/>
       <w:br/>
     </w:r>

--- a/tillsyn/S 1453-2026 tillsynsbegäran.docx
+++ b/tillsyn/S 1453-2026 tillsynsbegäran.docx
@@ -652,7 +652,7 @@
     <w:r>
       <w:tab/>
       <w:tab/>
-      <w:t>2026-08-18</w:t>
+      <w:t>2026-08-19</w:t>
       <w:br/>
       <w:br/>
     </w:r>

--- a/tillsyn/S 1453-2026 tillsynsbegäran.docx
+++ b/tillsyn/S 1453-2026 tillsynsbegäran.docx
@@ -652,7 +652,7 @@
     <w:r>
       <w:tab/>
       <w:tab/>
-      <w:t>2026-08-19</w:t>
+      <w:t>2026-08-20</w:t>
       <w:br/>
       <w:br/>
     </w:r>

--- a/tillsyn/S 1453-2026 tillsynsbegäran.docx
+++ b/tillsyn/S 1453-2026 tillsynsbegäran.docx
@@ -652,7 +652,7 @@
     <w:r>
       <w:tab/>
       <w:tab/>
-      <w:t>2026-08-20</w:t>
+      <w:t>2026-08-21</w:t>
       <w:br/>
       <w:br/>
     </w:r>

--- a/tillsyn/S 1453-2026 tillsynsbegäran.docx
+++ b/tillsyn/S 1453-2026 tillsynsbegäran.docx
@@ -652,7 +652,7 @@
     <w:r>
       <w:tab/>
       <w:tab/>
-      <w:t>2026-08-21</w:t>
+      <w:t>2026-08-22</w:t>
       <w:br/>
       <w:br/>
     </w:r>

--- a/tillsyn/S 1453-2026 tillsynsbegäran.docx
+++ b/tillsyn/S 1453-2026 tillsynsbegäran.docx
@@ -652,7 +652,7 @@
     <w:r>
       <w:tab/>
       <w:tab/>
-      <w:t>2026-08-22</w:t>
+      <w:t>2026-08-23</w:t>
       <w:br/>
       <w:br/>
     </w:r>

--- a/tillsyn/S 1453-2026 tillsynsbegäran.docx
+++ b/tillsyn/S 1453-2026 tillsynsbegäran.docx
@@ -652,7 +652,7 @@
     <w:r>
       <w:tab/>
       <w:tab/>
-      <w:t>2026-08-23</w:t>
+      <w:t>2026-08-24</w:t>
       <w:br/>
       <w:br/>
     </w:r>

--- a/tillsyn/S 1453-2026 tillsynsbegäran.docx
+++ b/tillsyn/S 1453-2026 tillsynsbegäran.docx
@@ -652,7 +652,7 @@
     <w:r>
       <w:tab/>
       <w:tab/>
-      <w:t>2026-08-24</w:t>
+      <w:t>2026-08-25</w:t>
       <w:br/>
       <w:br/>
     </w:r>

--- a/tillsyn/S 1453-2026 tillsynsbegäran.docx
+++ b/tillsyn/S 1453-2026 tillsynsbegäran.docx
@@ -652,7 +652,7 @@
     <w:r>
       <w:tab/>
       <w:tab/>
-      <w:t>2026-08-25</w:t>
+      <w:t>2026-08-26</w:t>
       <w:br/>
       <w:br/>
     </w:r>

--- a/tillsyn/S 1453-2026 tillsynsbegäran.docx
+++ b/tillsyn/S 1453-2026 tillsynsbegäran.docx
@@ -652,7 +652,7 @@
     <w:r>
       <w:tab/>
       <w:tab/>
-      <w:t>2026-08-26</w:t>
+      <w:t>2026-08-27</w:t>
       <w:br/>
       <w:br/>
     </w:r>

--- a/tillsyn/S 1453-2026 tillsynsbegäran.docx
+++ b/tillsyn/S 1453-2026 tillsynsbegäran.docx
@@ -652,7 +652,7 @@
     <w:r>
       <w:tab/>
       <w:tab/>
-      <w:t>2026-08-27</w:t>
+      <w:t>2026-08-28</w:t>
       <w:br/>
       <w:br/>
     </w:r>

--- a/tillsyn/S 1453-2026 tillsynsbegäran.docx
+++ b/tillsyn/S 1453-2026 tillsynsbegäran.docx
@@ -652,7 +652,7 @@
     <w:r>
       <w:tab/>
       <w:tab/>
-      <w:t>2026-08-28</w:t>
+      <w:t>2026-08-29</w:t>
       <w:br/>
       <w:br/>
     </w:r>

--- a/tillsyn/S 1453-2026 tillsynsbegäran.docx
+++ b/tillsyn/S 1453-2026 tillsynsbegäran.docx
@@ -652,7 +652,7 @@
     <w:r>
       <w:tab/>
       <w:tab/>
-      <w:t>2026-08-29</w:t>
+      <w:t>2026-08-31</w:t>
       <w:br/>
       <w:br/>
     </w:r>

--- a/tillsyn/S 1453-2026 tillsynsbegäran.docx
+++ b/tillsyn/S 1453-2026 tillsynsbegäran.docx
@@ -652,7 +652,7 @@
     <w:r>
       <w:tab/>
       <w:tab/>
-      <w:t>2026-08-31</w:t>
+      <w:t>2026-09-01</w:t>
       <w:br/>
       <w:br/>
     </w:r>

--- a/tillsyn/S 1453-2026 tillsynsbegäran.docx
+++ b/tillsyn/S 1453-2026 tillsynsbegäran.docx
@@ -652,7 +652,7 @@
     <w:r>
       <w:tab/>
       <w:tab/>
-      <w:t>2026-09-01</w:t>
+      <w:t>2026-09-02</w:t>
       <w:br/>
       <w:br/>
     </w:r>

--- a/tillsyn/S 1453-2026 tillsynsbegäran.docx
+++ b/tillsyn/S 1453-2026 tillsynsbegäran.docx
@@ -652,7 +652,7 @@
     <w:r>
       <w:tab/>
       <w:tab/>
-      <w:t>2026-09-02</w:t>
+      <w:t>2026-09-03</w:t>
       <w:br/>
       <w:br/>
     </w:r>

--- a/tillsyn/S 1453-2026 tillsynsbegäran.docx
+++ b/tillsyn/S 1453-2026 tillsynsbegäran.docx
@@ -652,7 +652,7 @@
     <w:r>
       <w:tab/>
       <w:tab/>
-      <w:t>2026-09-03</w:t>
+      <w:t>2026-09-04</w:t>
       <w:br/>
       <w:br/>
     </w:r>

--- a/tillsyn/S 1453-2026 tillsynsbegäran.docx
+++ b/tillsyn/S 1453-2026 tillsynsbegäran.docx
@@ -652,7 +652,7 @@
     <w:r>
       <w:tab/>
       <w:tab/>
-      <w:t>2026-09-04</w:t>
+      <w:t>2026-09-05</w:t>
       <w:br/>
       <w:br/>
     </w:r>

--- a/tillsyn/S 1453-2026 tillsynsbegäran.docx
+++ b/tillsyn/S 1453-2026 tillsynsbegäran.docx
@@ -652,7 +652,7 @@
     <w:r>
       <w:tab/>
       <w:tab/>
-      <w:t>2026-09-05</w:t>
+      <w:t>2026-09-06</w:t>
       <w:br/>
       <w:br/>
     </w:r>

--- a/tillsyn/S 1453-2026 tillsynsbegäran.docx
+++ b/tillsyn/S 1453-2026 tillsynsbegäran.docx
@@ -652,7 +652,7 @@
     <w:r>
       <w:tab/>
       <w:tab/>
-      <w:t>2026-09-06</w:t>
+      <w:t>2026-09-07</w:t>
       <w:br/>
       <w:br/>
     </w:r>

--- a/tillsyn/S 1453-2026 tillsynsbegäran.docx
+++ b/tillsyn/S 1453-2026 tillsynsbegäran.docx
@@ -652,7 +652,7 @@
     <w:r>
       <w:tab/>
       <w:tab/>
-      <w:t>2026-09-07</w:t>
+      <w:t>2026-09-08</w:t>
       <w:br/>
       <w:br/>
     </w:r>

--- a/tillsyn/S 1453-2026 tillsynsbegäran.docx
+++ b/tillsyn/S 1453-2026 tillsynsbegäran.docx
@@ -652,7 +652,7 @@
     <w:r>
       <w:tab/>
       <w:tab/>
-      <w:t>2026-09-08</w:t>
+      <w:t>2026-09-09</w:t>
       <w:br/>
       <w:br/>
     </w:r>

--- a/tillsyn/S 1453-2026 tillsynsbegäran.docx
+++ b/tillsyn/S 1453-2026 tillsynsbegäran.docx
@@ -652,7 +652,7 @@
     <w:r>
       <w:tab/>
       <w:tab/>
-      <w:t>2026-09-09</w:t>
+      <w:t>2026-09-10</w:t>
       <w:br/>
       <w:br/>
     </w:r>

--- a/tillsyn/S 1453-2026 tillsynsbegäran.docx
+++ b/tillsyn/S 1453-2026 tillsynsbegäran.docx
@@ -652,7 +652,7 @@
     <w:r>
       <w:tab/>
       <w:tab/>
-      <w:t>2026-09-10</w:t>
+      <w:t>2026-09-11</w:t>
       <w:br/>
       <w:br/>
     </w:r>

--- a/tillsyn/S 1453-2026 tillsynsbegäran.docx
+++ b/tillsyn/S 1453-2026 tillsynsbegäran.docx
@@ -652,7 +652,7 @@
     <w:r>
       <w:tab/>
       <w:tab/>
-      <w:t>2026-09-11</w:t>
+      <w:t>2026-09-12</w:t>
       <w:br/>
       <w:br/>
     </w:r>

--- a/tillsyn/S 1453-2026 tillsynsbegäran.docx
+++ b/tillsyn/S 1453-2026 tillsynsbegäran.docx
@@ -652,7 +652,7 @@
     <w:r>
       <w:tab/>
       <w:tab/>
-      <w:t>2026-09-12</w:t>
+      <w:t>2026-09-13</w:t>
       <w:br/>
       <w:br/>
     </w:r>
